--- a/cv/CV_Malwandla_Hlongwane_ITSupportNetworking.docx
+++ b/cv/CV_Malwandla_Hlongwane_ITSupportNetworking.docx
@@ -75,7 +75,7 @@
         </w:rPr>
         <w:t xml:space="preserve">  |  </w:t>
       </w:r>
-      <w:hyperlink w:history="1" r:id="rId4-mm0kmoh_osnnb__oe9o">
+      <w:hyperlink w:history="1" r:id="rIdpq0zx_82-ktori4tcxr78">
         <w:r>
           <w:rPr>
             <w:rFonts w:ascii="Calibri" w:cs="Calibri" w:eastAsia="Calibri" w:hAnsi="Calibri"/>
@@ -103,7 +103,7 @@
         </w:rPr>
         <w:t xml:space="preserve">Portfolio: </w:t>
       </w:r>
-      <w:hyperlink w:history="1" r:id="rIddywhrfzu8aqir5vfoodst">
+      <w:hyperlink w:history="1" r:id="rIdansenzoz6cefqsfxgrbtw">
         <w:r>
           <w:rPr>
             <w:rFonts w:ascii="Calibri" w:cs="Calibri" w:eastAsia="Calibri" w:hAnsi="Calibri"/>
@@ -135,7 +135,7 @@
         </w:rPr>
         <w:t xml:space="preserve">GitHub: </w:t>
       </w:r>
-      <w:hyperlink w:history="1" r:id="rIdz24bjbzuvx3auq-y4wk9c">
+      <w:hyperlink w:history="1" r:id="rIdd5yngg9wg_ninxvwkoofv">
         <w:r>
           <w:rPr>
             <w:rFonts w:ascii="Calibri" w:cs="Calibri" w:eastAsia="Calibri" w:hAnsi="Calibri"/>
@@ -163,7 +163,7 @@
         </w:rPr>
         <w:t xml:space="preserve">LinkedIn: </w:t>
       </w:r>
-      <w:hyperlink w:history="1" r:id="rIdza6cs3iewf4kmrcirquu6">
+      <w:hyperlink w:history="1" r:id="rIdpzhcegnzee9ypoiopavok">
         <w:r>
           <w:rPr>
             <w:rFonts w:ascii="Calibri" w:cs="Calibri" w:eastAsia="Calibri" w:hAnsi="Calibri"/>
@@ -760,7 +760,7 @@
         </w:rPr>
         <w:t xml:space="preserve">GitHub: </w:t>
       </w:r>
-      <w:hyperlink w:history="1" r:id="rIdo5bmdizibx6hyunway1qp">
+      <w:hyperlink w:history="1" r:id="rIdxhorv0ef6jxq8g64vhgwn">
         <w:r>
           <w:rPr>
             <w:rFonts w:ascii="Calibri" w:cs="Calibri" w:eastAsia="Calibri" w:hAnsi="Calibri"/>
@@ -790,9 +790,9 @@
           <w:sz w:val="21"/>
           <w:szCs w:val="21"/>
         </w:rPr>
-        <w:t xml:space="preserve">Live demo: </w:t>
-      </w:r>
-      <w:hyperlink w:history="1" r:id="rId5tkdk85urjvvxs338mzg2">
+        <w:t xml:space="preserve">Live site: </w:t>
+      </w:r>
+      <w:hyperlink w:history="1" r:id="rIdo7bqe8v13grj6qf2jkezu">
         <w:r>
           <w:rPr>
             <w:rFonts w:ascii="Calibri" w:cs="Calibri" w:eastAsia="Calibri" w:hAnsi="Calibri"/>
@@ -801,7 +801,7 @@
             <w:szCs w:val="21"/>
             <w:u w:val="single"/>
           </w:rPr>
-          <w:t xml:space="preserve">taskify-frontend-ol07.onrender.com</w:t>
+          <w:t xml:space="preserve">taskify-marketplace.co.za</w:t>
         </w:r>
       </w:hyperlink>
     </w:p>
@@ -900,7 +900,7 @@
         </w:rPr>
         <w:t xml:space="preserve">GitHub: </w:t>
       </w:r>
-      <w:hyperlink w:history="1" r:id="rIdkugev48cptd7ffy3mlubx">
+      <w:hyperlink w:history="1" r:id="rIdk_2so9wdmpqelxf66lbni">
         <w:r>
           <w:rPr>
             <w:rFonts w:ascii="Calibri" w:cs="Calibri" w:eastAsia="Calibri" w:hAnsi="Calibri"/>
@@ -1008,7 +1008,7 @@
         </w:rPr>
         <w:t xml:space="preserve">GitHub: </w:t>
       </w:r>
-      <w:hyperlink w:history="1" r:id="rId0jowftkjiydi4m-jrfzwm">
+      <w:hyperlink w:history="1" r:id="rIdbywnwqspkzsjjkr_taunm">
         <w:r>
           <w:rPr>
             <w:rFonts w:ascii="Calibri" w:cs="Calibri" w:eastAsia="Calibri" w:hAnsi="Calibri"/>
